--- a/week02-setup/L2-W2-067_วัชระพลนวลรอด.docx
+++ b/week02-setup/L2-W2-067_วัชระพลนวลรอด.docx
@@ -47,6 +47,7 @@
         <w:rPr>
           <w:b/>
           <w:bCs/>
+          <w:noProof/>
           <w:sz w:val="56"/>
           <w:szCs w:val="56"/>
         </w:rPr>
@@ -101,6 +102,7 @@
         <w:rPr>
           <w:b/>
           <w:bCs/>
+          <w:noProof/>
           <w:sz w:val="56"/>
           <w:szCs w:val="56"/>
         </w:rPr>
@@ -146,6 +148,7 @@
           <w:rFonts w:cs="Cordia New"/>
           <w:b/>
           <w:bCs/>
+          <w:noProof/>
           <w:sz w:val="56"/>
           <w:szCs w:val="56"/>
           <w:cs/>
@@ -191,6 +194,7 @@
           <w:rFonts w:cs="Cordia New"/>
           <w:b/>
           <w:bCs/>
+          <w:noProof/>
           <w:sz w:val="56"/>
           <w:szCs w:val="56"/>
           <w:cs/>
@@ -237,6 +241,7 @@
           <w:rFonts w:cs="Cordia New"/>
           <w:b/>
           <w:bCs/>
+          <w:noProof/>
           <w:sz w:val="56"/>
           <w:szCs w:val="56"/>
           <w:cs/>
@@ -282,6 +287,7 @@
           <w:rFonts w:cs="Cordia New"/>
           <w:b/>
           <w:bCs/>
+          <w:noProof/>
           <w:sz w:val="56"/>
           <w:szCs w:val="56"/>
           <w:cs/>
@@ -328,110 +334,166 @@
       <w:pPr>
         <w:jc w:val="center"/>
         <w:rPr>
+          <w:rFonts w:hint="cs"/>
           <w:b/>
           <w:bCs/>
           <w:sz w:val="56"/>
           <w:szCs w:val="56"/>
         </w:rPr>
       </w:pPr>
-    </w:p>
-    <w:p>
-      <w:pPr>
-        <w:jc w:val="center"/>
-        <w:rPr>
-          <w:b/>
-          <w:bCs/>
-          <w:sz w:val="56"/>
-          <w:szCs w:val="56"/>
-        </w:rPr>
-      </w:pPr>
-    </w:p>
-    <w:p>
-      <w:pPr>
-        <w:jc w:val="center"/>
-        <w:rPr>
-          <w:b/>
-          <w:bCs/>
-          <w:sz w:val="56"/>
-          <w:szCs w:val="56"/>
-        </w:rPr>
-      </w:pPr>
-    </w:p>
-    <w:p>
-      <w:pPr>
-        <w:jc w:val="center"/>
-        <w:rPr>
-          <w:b/>
-          <w:bCs/>
-          <w:sz w:val="56"/>
-          <w:szCs w:val="56"/>
-        </w:rPr>
-      </w:pPr>
-    </w:p>
-    <w:p>
-      <w:pPr>
-        <w:jc w:val="center"/>
-        <w:rPr>
-          <w:b/>
-          <w:bCs/>
-          <w:sz w:val="56"/>
-          <w:szCs w:val="56"/>
-        </w:rPr>
-      </w:pPr>
-    </w:p>
-    <w:p>
-      <w:pPr>
-        <w:jc w:val="center"/>
-        <w:rPr>
-          <w:b/>
-          <w:bCs/>
-          <w:sz w:val="56"/>
-          <w:szCs w:val="56"/>
-        </w:rPr>
-      </w:pPr>
-    </w:p>
-    <w:p>
-      <w:pPr>
-        <w:jc w:val="center"/>
-        <w:rPr>
-          <w:b/>
-          <w:bCs/>
-          <w:sz w:val="56"/>
-          <w:szCs w:val="56"/>
-        </w:rPr>
-      </w:pPr>
-    </w:p>
-    <w:p>
-      <w:pPr>
-        <w:jc w:val="center"/>
-        <w:rPr>
-          <w:b/>
-          <w:bCs/>
-          <w:sz w:val="56"/>
-          <w:szCs w:val="56"/>
-        </w:rPr>
-      </w:pPr>
-    </w:p>
-    <w:p>
-      <w:pPr>
+      <w:r>
         <w:rPr>
           <w:rFonts w:cs="Cordia New"/>
           <w:b/>
           <w:bCs/>
           <w:sz w:val="56"/>
           <w:szCs w:val="56"/>
-        </w:rPr>
-      </w:pPr>
-      <w:r>
+          <w:cs/>
+        </w:rPr>
+        <w:drawing>
+          <wp:inline distT="0" distB="0" distL="0" distR="0" wp14:anchorId="33BBC81A" wp14:editId="20BD7D71">
+            <wp:extent cx="5943600" cy="2901950"/>
+            <wp:effectExtent l="0" t="0" r="0" b="0"/>
+            <wp:docPr id="2016335398" name="รูปภาพ 1"/>
+            <wp:cNvGraphicFramePr>
+              <a:graphicFrameLocks xmlns:a="http://schemas.openxmlformats.org/drawingml/2006/main" noChangeAspect="1"/>
+            </wp:cNvGraphicFramePr>
+            <a:graphic xmlns:a="http://schemas.openxmlformats.org/drawingml/2006/main">
+              <a:graphicData uri="http://schemas.openxmlformats.org/drawingml/2006/picture">
+                <pic:pic xmlns:pic="http://schemas.openxmlformats.org/drawingml/2006/picture">
+                  <pic:nvPicPr>
+                    <pic:cNvPr id="2016335398" name=""/>
+                    <pic:cNvPicPr/>
+                  </pic:nvPicPr>
+                  <pic:blipFill>
+                    <a:blip r:embed="rId11"/>
+                    <a:stretch>
+                      <a:fillRect/>
+                    </a:stretch>
+                  </pic:blipFill>
+                  <pic:spPr>
+                    <a:xfrm>
+                      <a:off x="0" y="0"/>
+                      <a:ext cx="5943600" cy="2901950"/>
+                    </a:xfrm>
+                    <a:prstGeom prst="rect">
+                      <a:avLst/>
+                    </a:prstGeom>
+                  </pic:spPr>
+                </pic:pic>
+              </a:graphicData>
+            </a:graphic>
+          </wp:inline>
+        </w:drawing>
+      </w:r>
+    </w:p>
+    <w:p>
+      <w:pPr>
+        <w:jc w:val="center"/>
+        <w:rPr>
+          <w:b/>
+          <w:bCs/>
+          <w:sz w:val="56"/>
+          <w:szCs w:val="56"/>
+        </w:rPr>
+      </w:pPr>
+    </w:p>
+    <w:p>
+      <w:pPr>
+        <w:jc w:val="center"/>
+        <w:rPr>
+          <w:b/>
+          <w:bCs/>
+          <w:sz w:val="56"/>
+          <w:szCs w:val="56"/>
+        </w:rPr>
+      </w:pPr>
+    </w:p>
+    <w:p>
+      <w:pPr>
+        <w:jc w:val="center"/>
+        <w:rPr>
+          <w:b/>
+          <w:bCs/>
+          <w:sz w:val="56"/>
+          <w:szCs w:val="56"/>
+        </w:rPr>
+      </w:pPr>
+    </w:p>
+    <w:p>
+      <w:pPr>
+        <w:jc w:val="center"/>
+        <w:rPr>
+          <w:b/>
+          <w:bCs/>
+          <w:sz w:val="56"/>
+          <w:szCs w:val="56"/>
+        </w:rPr>
+      </w:pPr>
+    </w:p>
+    <w:p>
+      <w:pPr>
+        <w:jc w:val="center"/>
+        <w:rPr>
+          <w:b/>
+          <w:bCs/>
+          <w:sz w:val="56"/>
+          <w:szCs w:val="56"/>
+        </w:rPr>
+      </w:pPr>
+    </w:p>
+    <w:p>
+      <w:pPr>
+        <w:jc w:val="center"/>
+        <w:rPr>
+          <w:b/>
+          <w:bCs/>
+          <w:sz w:val="56"/>
+          <w:szCs w:val="56"/>
+        </w:rPr>
+      </w:pPr>
+    </w:p>
+    <w:p>
+      <w:pPr>
+        <w:jc w:val="center"/>
+        <w:rPr>
+          <w:b/>
+          <w:bCs/>
+          <w:sz w:val="56"/>
+          <w:szCs w:val="56"/>
+        </w:rPr>
+      </w:pPr>
+    </w:p>
+    <w:p>
+      <w:pPr>
+        <w:jc w:val="center"/>
+        <w:rPr>
+          <w:b/>
+          <w:bCs/>
+          <w:sz w:val="56"/>
+          <w:szCs w:val="56"/>
+        </w:rPr>
+      </w:pPr>
+    </w:p>
+    <w:p>
+      <w:pPr>
         <w:rPr>
           <w:rFonts w:cs="Cordia New"/>
           <w:b/>
           <w:bCs/>
           <w:sz w:val="56"/>
           <w:szCs w:val="56"/>
-          <w:cs/>
-        </w:rPr>
-        <w:lastRenderedPageBreak/>
+        </w:rPr>
+      </w:pPr>
+      <w:r>
+        <w:rPr>
+          <w:rFonts w:cs="Cordia New"/>
+          <w:b/>
+          <w:bCs/>
+          <w:sz w:val="56"/>
+          <w:szCs w:val="56"/>
+          <w:cs/>
+        </w:rPr>
         <w:t>ภารกิจของคุณ</w:t>
       </w:r>
     </w:p>
@@ -483,21 +545,12 @@
         </w:rPr>
         <w:t xml:space="preserve">เพราะเหตุใด </w:t>
       </w:r>
-      <w:proofErr w:type="spellStart"/>
-      <w:r>
-        <w:rPr>
-          <w:sz w:val="32"/>
-          <w:szCs w:val="32"/>
-        </w:rPr>
-        <w:t>customer_id</w:t>
-      </w:r>
-      <w:proofErr w:type="spellEnd"/>
-      <w:r>
-        <w:rPr>
-          <w:sz w:val="32"/>
-          <w:szCs w:val="32"/>
-        </w:rPr>
-        <w:t xml:space="preserve"> </w:t>
+      <w:r>
+        <w:rPr>
+          <w:sz w:val="32"/>
+          <w:szCs w:val="32"/>
+        </w:rPr>
+        <w:t xml:space="preserve">customer_id </w:t>
       </w:r>
       <w:r>
         <w:rPr>
@@ -634,21 +687,12 @@
         </w:rPr>
         <w:t xml:space="preserve">ที่ </w:t>
       </w:r>
-      <w:proofErr w:type="spellStart"/>
-      <w:r>
-        <w:rPr>
-          <w:sz w:val="32"/>
-          <w:szCs w:val="32"/>
-        </w:rPr>
-        <w:t>customer_id</w:t>
-      </w:r>
-      <w:proofErr w:type="spellEnd"/>
-      <w:r>
-        <w:rPr>
-          <w:sz w:val="32"/>
-          <w:szCs w:val="32"/>
-        </w:rPr>
-        <w:t xml:space="preserve"> = 999 </w:t>
+      <w:r>
+        <w:rPr>
+          <w:sz w:val="32"/>
+          <w:szCs w:val="32"/>
+        </w:rPr>
+        <w:t xml:space="preserve">customer_id = 999 </w:t>
       </w:r>
       <w:r>
         <w:rPr>
@@ -903,23 +947,7 @@
           <w:sz w:val="32"/>
           <w:szCs w:val="32"/>
         </w:rPr>
-        <w:t xml:space="preserve"> </w:t>
-      </w:r>
-      <w:proofErr w:type="spellStart"/>
-      <w:r>
-        <w:rPr>
-          <w:sz w:val="32"/>
-          <w:szCs w:val="32"/>
-        </w:rPr>
-        <w:t>customer_name</w:t>
-      </w:r>
-      <w:proofErr w:type="spellEnd"/>
-      <w:r>
-        <w:rPr>
-          <w:sz w:val="32"/>
-          <w:szCs w:val="32"/>
-        </w:rPr>
-        <w:t xml:space="preserve"> </w:t>
+        <w:t xml:space="preserve"> customer_name </w:t>
       </w:r>
       <w:r>
         <w:rPr>
@@ -970,14 +998,7 @@
           <w:sz w:val="32"/>
           <w:szCs w:val="32"/>
         </w:rPr>
-        <w:t>INSERT</w:t>
-      </w:r>
-      <w:r>
-        <w:rPr>
-          <w:sz w:val="32"/>
-          <w:szCs w:val="32"/>
-        </w:rPr>
-        <w:t xml:space="preserve"> </w:t>
+        <w:t xml:space="preserve">INSERT </w:t>
       </w:r>
       <w:r>
         <w:rPr>
@@ -991,6 +1012,7 @@
       <w:r>
         <w:rPr>
           <w:rFonts w:cs="Cordia New"/>
+          <w:noProof/>
           <w:sz w:val="32"/>
           <w:szCs w:val="32"/>
           <w:cs/>
@@ -1011,7 +1033,7 @@
                     <pic:cNvPicPr/>
                   </pic:nvPicPr>
                   <pic:blipFill>
-                    <a:blip r:embed="rId11"/>
+                    <a:blip r:embed="rId12"/>
                     <a:stretch>
                       <a:fillRect/>
                     </a:stretch>
@@ -1080,10 +1102,12 @@
       <w:r>
         <w:rPr>
           <w:rFonts w:cs="Cordia New"/>
-          <w:sz w:val="32"/>
-          <w:szCs w:val="32"/>
-          <w:cs/>
-        </w:rPr>
+          <w:noProof/>
+          <w:sz w:val="32"/>
+          <w:szCs w:val="32"/>
+          <w:cs/>
+        </w:rPr>
+        <w:lastRenderedPageBreak/>
         <w:drawing>
           <wp:inline distT="0" distB="0" distL="0" distR="0" wp14:anchorId="54B86153" wp14:editId="407A8E7C">
             <wp:extent cx="2095792" cy="504895"/>
@@ -1100,7 +1124,7 @@
                     <pic:cNvPicPr/>
                   </pic:nvPicPr>
                   <pic:blipFill>
-                    <a:blip r:embed="rId12"/>
+                    <a:blip r:embed="rId13"/>
                     <a:stretch>
                       <a:fillRect/>
                     </a:stretch>
@@ -1134,7 +1158,6 @@
       <w:pPr>
         <w:ind w:left="360"/>
         <w:rPr>
-          <w:rFonts w:hint="cs"/>
           <w:sz w:val="32"/>
           <w:szCs w:val="32"/>
           <w:cs/>
@@ -1851,6 +1874,7 @@
   <w:style w:type="character" w:default="1" w:styleId="a0">
     <w:name w:val="Default Paragraph Font"/>
     <w:uiPriority w:val="1"/>
+    <w:semiHidden/>
     <w:unhideWhenUsed/>
   </w:style>
   <w:style w:type="table" w:default="1" w:styleId="a1">

--- a/week02-setup/L2-W2-067_วัชระพลนวลรอด.docx
+++ b/week02-setup/L2-W2-067_วัชระพลนวลรอด.docx
@@ -334,7 +334,6 @@
       <w:pPr>
         <w:jc w:val="center"/>
         <w:rPr>
-          <w:rFonts w:hint="cs"/>
           <w:b/>
           <w:bCs/>
           <w:sz w:val="56"/>
@@ -346,6 +345,7 @@
           <w:rFonts w:cs="Cordia New"/>
           <w:b/>
           <w:bCs/>
+          <w:noProof/>
           <w:sz w:val="56"/>
           <w:szCs w:val="56"/>
           <w:cs/>
@@ -411,63 +411,8 @@
     </w:p>
     <w:p>
       <w:pPr>
-        <w:jc w:val="center"/>
-        <w:rPr>
-          <w:b/>
-          <w:bCs/>
-          <w:sz w:val="56"/>
-          <w:szCs w:val="56"/>
-        </w:rPr>
-      </w:pPr>
-    </w:p>
-    <w:p>
-      <w:pPr>
-        <w:jc w:val="center"/>
-        <w:rPr>
-          <w:b/>
-          <w:bCs/>
-          <w:sz w:val="56"/>
-          <w:szCs w:val="56"/>
-        </w:rPr>
-      </w:pPr>
-    </w:p>
-    <w:p>
-      <w:pPr>
-        <w:jc w:val="center"/>
-        <w:rPr>
-          <w:b/>
-          <w:bCs/>
-          <w:sz w:val="56"/>
-          <w:szCs w:val="56"/>
-        </w:rPr>
-      </w:pPr>
-    </w:p>
-    <w:p>
-      <w:pPr>
-        <w:jc w:val="center"/>
-        <w:rPr>
-          <w:b/>
-          <w:bCs/>
-          <w:sz w:val="56"/>
-          <w:szCs w:val="56"/>
-        </w:rPr>
-      </w:pPr>
-    </w:p>
-    <w:p>
-      <w:pPr>
-        <w:jc w:val="center"/>
-        <w:rPr>
-          <w:b/>
-          <w:bCs/>
-          <w:sz w:val="56"/>
-          <w:szCs w:val="56"/>
-        </w:rPr>
-      </w:pPr>
-    </w:p>
-    <w:p>
-      <w:pPr>
-        <w:jc w:val="center"/>
-        <w:rPr>
+        <w:rPr>
+          <w:rFonts w:hint="cs"/>
           <w:b/>
           <w:bCs/>
           <w:sz w:val="56"/>
@@ -494,6 +439,7 @@
           <w:szCs w:val="56"/>
           <w:cs/>
         </w:rPr>
+        <w:lastRenderedPageBreak/>
         <w:t>ภารกิจของคุณ</w:t>
       </w:r>
     </w:p>
@@ -545,12 +491,21 @@
         </w:rPr>
         <w:t xml:space="preserve">เพราะเหตุใด </w:t>
       </w:r>
-      <w:r>
-        <w:rPr>
-          <w:sz w:val="32"/>
-          <w:szCs w:val="32"/>
-        </w:rPr>
-        <w:t xml:space="preserve">customer_id </w:t>
+      <w:proofErr w:type="spellStart"/>
+      <w:r>
+        <w:rPr>
+          <w:sz w:val="32"/>
+          <w:szCs w:val="32"/>
+        </w:rPr>
+        <w:t>customer_id</w:t>
+      </w:r>
+      <w:proofErr w:type="spellEnd"/>
+      <w:r>
+        <w:rPr>
+          <w:sz w:val="32"/>
+          <w:szCs w:val="32"/>
+        </w:rPr>
+        <w:t xml:space="preserve"> </w:t>
       </w:r>
       <w:r>
         <w:rPr>
@@ -687,12 +642,21 @@
         </w:rPr>
         <w:t xml:space="preserve">ที่ </w:t>
       </w:r>
-      <w:r>
-        <w:rPr>
-          <w:sz w:val="32"/>
-          <w:szCs w:val="32"/>
-        </w:rPr>
-        <w:t xml:space="preserve">customer_id = 999 </w:t>
+      <w:proofErr w:type="spellStart"/>
+      <w:r>
+        <w:rPr>
+          <w:sz w:val="32"/>
+          <w:szCs w:val="32"/>
+        </w:rPr>
+        <w:t>customer_id</w:t>
+      </w:r>
+      <w:proofErr w:type="spellEnd"/>
+      <w:r>
+        <w:rPr>
+          <w:sz w:val="32"/>
+          <w:szCs w:val="32"/>
+        </w:rPr>
+        <w:t xml:space="preserve"> = 999 </w:t>
       </w:r>
       <w:r>
         <w:rPr>
@@ -947,7 +911,23 @@
           <w:sz w:val="32"/>
           <w:szCs w:val="32"/>
         </w:rPr>
-        <w:t xml:space="preserve"> customer_name </w:t>
+        <w:t xml:space="preserve"> </w:t>
+      </w:r>
+      <w:proofErr w:type="spellStart"/>
+      <w:r>
+        <w:rPr>
+          <w:sz w:val="32"/>
+          <w:szCs w:val="32"/>
+        </w:rPr>
+        <w:t>customer_name</w:t>
+      </w:r>
+      <w:proofErr w:type="spellEnd"/>
+      <w:r>
+        <w:rPr>
+          <w:sz w:val="32"/>
+          <w:szCs w:val="32"/>
+        </w:rPr>
+        <w:t xml:space="preserve"> </w:t>
       </w:r>
       <w:r>
         <w:rPr>
@@ -1107,7 +1087,6 @@
           <w:szCs w:val="32"/>
           <w:cs/>
         </w:rPr>
-        <w:lastRenderedPageBreak/>
         <w:drawing>
           <wp:inline distT="0" distB="0" distL="0" distR="0" wp14:anchorId="54B86153" wp14:editId="407A8E7C">
             <wp:extent cx="2095792" cy="504895"/>
